--- a/eng/docx/32.content.docx
+++ b/eng/docx/32.content.docx
@@ -19,7 +19,7 @@
         <w:rPr>
           <w:lang w:val="en_US" w:bidi="en_US"/>
         </w:rPr>
-        <w:t>Resource: Study Notes - Book Intros (Tyndale)</w:t>
+        <w:t>Resource: Tyndale Open Study Notes</w:t>
       </w:r>
       <w:r>
         <w:rPr>
@@ -112,7 +112,7 @@
         <w:rPr>
           <w:lang w:val="en_US" w:bidi="en_US"/>
         </w:rPr>
-        <w:t>Study Notes - Book Intros (Tyndale)</w:t>
+        <w:t>Tyndale Open Study Notes</w:t>
       </w:r>
     </w:p>
     <w:p>

--- a/eng/docx/32.content.docx
+++ b/eng/docx/32.content.docx
@@ -231,7 +231,7 @@
         <w:rPr>
           <w:lang w:val="en_US" w:bidi="en_US"/>
         </w:rPr>
-        <w:t>The book of Jonah is well known for the amazing events it recounts, but the book’s main purpose is to teach us about God. Through Jonah’s experience, God, the all-powerful Creator, reveals that though he is a God who will pour out his wrath on the wicked, he is also one who eagerly pours out his mercy on those who repent—including those we would too quickly deem to be beyond mercy.</w:t>
+        <w:t>The book of Jonah is well known for its amazing events, but its main purpose is to teach us about God. Through Jonah’s experience, God (the all-powerful Creator) shows that he judges wickedness. But God also gladly shows mercy to people who repent, even to those we may think do not deserve mercy.</w:t>
       </w:r>
     </w:p>
     <w:p>
@@ -256,7 +256,7 @@
         <w:rPr>
           <w:lang w:val="en_US" w:bidi="en_US"/>
         </w:rPr>
-        <w:t xml:space="preserve">Jonah was a prophet in the northern kingdom of Israel during the politically prosperous but spiritually dark reign of Jeroboam II (793–753 BC). Despite Jeroboam’s spiritual failures (see </w:t>
+        <w:t xml:space="preserve">Jonah was a prophet in the northern kingdom of Israel during the rule of Jeroboam II. Jeroboam II ruled from 793 to 753 BC. This was a time of political success but spiritual darkness. Even though Jeroboam did evil in God’s sight (see </w:t>
       </w:r>
       <w:hyperlink r:id="rId13">
         <w:r>
@@ -267,14 +267,14 @@
             <w:color w:val="0000EE"/>
             <w:u w:val="single"/>
           </w:rPr>
-          <w:t>2 Kgs 14:23–24</w:t>
+          <w:t>2 Kings 14:23–24</w:t>
         </w:r>
       </w:hyperlink>
       <w:r>
         <w:rPr>
           <w:lang w:val="en_US" w:bidi="en_US"/>
         </w:rPr>
-        <w:t>), his territory continued to expand, as Jonah predicted (</w:t>
+        <w:t>), Israel’s borders expanded, just as Jonah had predicted (</w:t>
       </w:r>
       <w:hyperlink r:id="rId14">
         <w:r>
@@ -285,14 +285,14 @@
             <w:color w:val="0000EE"/>
             <w:u w:val="single"/>
           </w:rPr>
-          <w:t>2 Kgs 14:25</w:t>
+          <w:t>2 Kings 14:25</w:t>
         </w:r>
       </w:hyperlink>
       <w:r>
         <w:rPr>
           <w:lang w:val="en_US" w:bidi="en_US"/>
         </w:rPr>
-        <w:t xml:space="preserve">), approximately growing back to what it had been in the glory days of David and Solomon (see </w:t>
+        <w:t xml:space="preserve">). Israel became nearly as large as it had been during the days of David and Solomon (see </w:t>
       </w:r>
       <w:hyperlink r:id="rId15">
         <w:r>
@@ -303,14 +303,14 @@
             <w:color w:val="0000EE"/>
             <w:u w:val="single"/>
           </w:rPr>
-          <w:t>1 Kgs 8:65</w:t>
+          <w:t>1 Kings 8:65</w:t>
         </w:r>
       </w:hyperlink>
       <w:r>
         <w:rPr>
           <w:lang w:val="en_US" w:bidi="en_US"/>
         </w:rPr>
-        <w:t>). Nationalism was running high during the time of Jonah.</w:t>
+        <w:t>). During this time, great national pride was growing in Israel.</w:t>
       </w:r>
     </w:p>
     <w:p>
@@ -324,7 +324,7 @@
         <w:rPr>
           <w:lang w:val="en_US" w:bidi="en_US"/>
         </w:rPr>
-        <w:t>At that time, Nineveh was a key city in the Assyrian Empire. Assyria’s power had swelled in previous decades. Shalmaneser III of Assyria (858–824 BC) had extended the influence of the empire well into Palestine. Assyrian annals from that period record Shalmaneser confronting the Israelite king Ahab (</w:t>
+        <w:t>At the same time, Nineveh was an important city in the Assyrian Empire. Assyria had become very powerful in earlier years. King Shalmaneser III of Assyria ruled from 858 to 824 BC. He expanded Assyria’s control into Palestine. Assyrian records say that Shalmaneser fought against King Ahab of Israel and other kings at the battle of Qarqar in 853 BC (</w:t>
       </w:r>
       <w:hyperlink r:id="rId16">
         <w:r>
@@ -335,14 +335,14 @@
             <w:color w:val="0000EE"/>
             <w:u w:val="single"/>
           </w:rPr>
-          <w:t>1 Kgs 17:1–22:53</w:t>
+          <w:t>1 Kings 17:1–22:53</w:t>
         </w:r>
       </w:hyperlink>
       <w:r>
         <w:rPr>
           <w:lang w:val="en_US" w:bidi="en_US"/>
         </w:rPr>
-        <w:t>), among others, at the famous battle of Qarqar (853 BC). But during the reigns of Jehoash (798–782 BC) and Jeroboam II (793–753 BC) in Israel, Assyria’s dominance in the region waned because of failed leadership and continued resistance on the frontiers. Jonah preached in Nineveh when the Assyrian Empire was at this low point, probably around 755 BC.</w:t>
+        <w:t xml:space="preserve">). </w:t>
       </w:r>
     </w:p>
     <w:p>
@@ -356,18 +356,7 @@
         <w:rPr>
           <w:lang w:val="en_US" w:bidi="en_US"/>
         </w:rPr>
-        <w:t>Some years following Jonah’s visit to Nineveh, Assyria began reasserting itself throughout the Near East during the reign of Tiglath-pileser III (744–727 BC). In 722 BC, a few decades after Jonah, Assyria sacked Samaria and brought the northern kingdom of Israel to an end. A century later, the prophet Nahum of Judah announced the imminent destruction of Nineveh and the Assyrian Empire, a consequence of its pervasive wickedness. Nineveh was destroyed by the Babylonians in 612 BC. Evidently, the repentance brought about through Jonah’s preaching took no lasting root.</w:t>
-      </w:r>
-    </w:p>
-    <w:p>
-      <w:pPr>
-        <w:pStyle w:val="Heading2"/>
-      </w:pPr>
-      <w:r>
-        <w:rPr>
-          <w:lang w:val="en_US" w:bidi="en_US"/>
-        </w:rPr>
-        <w:t>Summary</w:t>
+        <w:t>But during the reigns of Jehoash (798–782 BC) and Jeroboam II (793–753 BC), Assyria became weaker because of poor leadership and resistance from other nations. Jonah likely preached in Nineveh during this weaker period, around 755 BC.</w:t>
       </w:r>
     </w:p>
     <w:p>
@@ -381,7 +370,40 @@
         <w:rPr>
           <w:lang w:val="en_US" w:bidi="en_US"/>
         </w:rPr>
-        <w:t xml:space="preserve">The book of Jonah falls naturally into two parts. </w:t>
+        <w:t>Years after Jonah’s visit, Assyria became powerful again under Tiglath-pileser III. He ruled from 744 to 727 BC. In 722 BC, Assyria destroyed Samaria and ended the northern kingdom of Israel. About one hundred years later, the prophet Nahum of Judah announced that Nineveh and the Assyrian Empire would soon be destroyed because of their great wickedness. The Babylonians destroyed Nineveh in 612 BC. This shows that the repentance that followed Jonah’s preaching did not last.</w:t>
+      </w:r>
+    </w:p>
+    <w:p>
+      <w:pPr>
+        <w:pStyle w:val="Heading2"/>
+      </w:pPr>
+      <w:r>
+        <w:rPr>
+          <w:lang w:val="en_US" w:bidi="en_US"/>
+        </w:rPr>
+        <w:t>Summary</w:t>
+      </w:r>
+    </w:p>
+    <w:p>
+      <w:pPr/>
+      <w:r>
+        <w:rPr>
+          <w:lang w:val="en_US" w:bidi="en_US"/>
+        </w:rPr>
+      </w:r>
+      <w:r>
+        <w:rPr>
+          <w:lang w:val="en_US" w:bidi="en_US"/>
+        </w:rPr>
+        <w:t>The book of Jonah has two main parts.</w:t>
+      </w:r>
+    </w:p>
+    <w:p>
+      <w:pPr/>
+      <w:r>
+        <w:rPr>
+          <w:lang w:val="en_US" w:bidi="en_US"/>
+        </w:rPr>
       </w:r>
       <w:hyperlink r:id="rId17">
         <w:r>
@@ -399,7 +421,7 @@
         <w:rPr>
           <w:lang w:val="en_US" w:bidi="en_US"/>
         </w:rPr>
-        <w:t xml:space="preserve"> recount Jonah’s initial rejection of the Lord’s commission to warn Nineveh of the judgment it had incurred because of its wickedness. Instead of heading for Nineveh, Jonah set out by ship in the opposite direction (</w:t>
+        <w:t xml:space="preserve"> describe Jonah’s first response to God’s command to warn Nineveh about coming judgment because of its wickedness. Instead of going to Nineveh, Jonah boarded a ship and traveled in the opposite direction (</w:t>
       </w:r>
       <w:hyperlink r:id="rId18">
         <w:r>
@@ -417,7 +439,21 @@
         <w:rPr>
           <w:lang w:val="en_US" w:bidi="en_US"/>
         </w:rPr>
-        <w:t>). But the Lord sent a raging storm to chasten the prophet. After a frantic attempt by the pagan sailors to appease whatever god had been offended, Jonah was “discovered” and was reluctantly cast overboard. God then demonstrated his power by calming the storm, and in a twist of irony, the pagan sailors worshiped God while his prophet presumably plunged to a shameful death. But God had plans to save Jonah. Jonah was swallowed by a “great fish,” within which he apparently repented (</w:t>
+        <w:t xml:space="preserve">). God sent a violent storm to discipline him. The pagan sailors tried desperately to satisfy whichever god they thought was angry. Eventually, Jonah was identified as the cause of the trouble and was thrown into the sea. Then God calmed the storm. </w:t>
+      </w:r>
+    </w:p>
+    <w:p>
+      <w:pPr/>
+      <w:r>
+        <w:rPr>
+          <w:lang w:val="en_US" w:bidi="en_US"/>
+        </w:rPr>
+      </w:r>
+      <w:r>
+        <w:rPr>
+          <w:lang w:val="en_US" w:bidi="en_US"/>
+        </w:rPr>
+        <w:t>In an ironic turn, the pagan sailors worshiped God while Jonah appeared to be heading toward death. But God planned to save Jonah. A great fish swallowed him, and inside the fish, Jonah apparently repented (</w:t>
       </w:r>
       <w:hyperlink r:id="rId19">
         <w:r>
@@ -428,14 +464,14 @@
             <w:color w:val="0000EE"/>
             <w:u w:val="single"/>
           </w:rPr>
-          <w:t>ch 2</w:t>
+          <w:t>chapter 2</w:t>
         </w:r>
       </w:hyperlink>
       <w:r>
         <w:rPr>
           <w:lang w:val="en_US" w:bidi="en_US"/>
         </w:rPr>
-        <w:t>). After three days and nights, the fish spit Jonah out onto dry land.</w:t>
+        <w:t>). After three days and nights, the fish released Jonah onto dry land.</w:t>
       </w:r>
     </w:p>
     <w:p>
@@ -444,12 +480,6 @@
         <w:rPr>
           <w:lang w:val="en_US" w:bidi="en_US"/>
         </w:rPr>
-      </w:r>
-      <w:r>
-        <w:rPr>
-          <w:lang w:val="en_US" w:bidi="en_US"/>
-        </w:rPr>
-        <w:t xml:space="preserve">In </w:t>
       </w:r>
       <w:hyperlink r:id="rId20">
         <w:r>
@@ -460,14 +490,14 @@
             <w:color w:val="0000EE"/>
             <w:u w:val="single"/>
           </w:rPr>
-          <w:t>chapters 3–4</w:t>
+          <w:t>Chapters 3–4</w:t>
         </w:r>
       </w:hyperlink>
       <w:r>
         <w:rPr>
           <w:lang w:val="en_US" w:bidi="en_US"/>
         </w:rPr>
-        <w:t>, God reasserted his commission of the prophet to preach in Nineveh, and this time, Jonah obeyed. Nineveh repented en masse upon hearing Jonah’s warnings (</w:t>
+        <w:t xml:space="preserve"> describe God’s second command for Jonah to preach in Nineveh. This time Jonah obeyed. The people of Nineveh repented after hearing Jonah’s warning (</w:t>
       </w:r>
       <w:hyperlink r:id="rId21">
         <w:r>
@@ -478,14 +508,14 @@
             <w:color w:val="0000EE"/>
             <w:u w:val="single"/>
           </w:rPr>
-          <w:t>ch 3</w:t>
+          <w:t>chapter 3</w:t>
         </w:r>
       </w:hyperlink>
       <w:r>
         <w:rPr>
           <w:lang w:val="en_US" w:bidi="en_US"/>
         </w:rPr>
-        <w:t>), and God refrained from executing the judgment that Jonah had warned was coming (</w:t>
+        <w:t>). God did not bring the judgment Jonah had announced (</w:t>
       </w:r>
       <w:hyperlink r:id="rId22">
         <w:r>
@@ -503,7 +533,21 @@
         <w:rPr>
           <w:lang w:val="en_US" w:bidi="en_US"/>
         </w:rPr>
-        <w:t>). In another bit of irony, Jonah was unable to accept God’s outpouring of mercy toward Israel’s enemies. Jonah moved from anger to despair (</w:t>
+        <w:t xml:space="preserve">). </w:t>
+      </w:r>
+    </w:p>
+    <w:p>
+      <w:pPr/>
+      <w:r>
+        <w:rPr>
+          <w:lang w:val="en_US" w:bidi="en_US"/>
+        </w:rPr>
+      </w:r>
+      <w:r>
+        <w:rPr>
+          <w:lang w:val="en_US" w:bidi="en_US"/>
+        </w:rPr>
+        <w:t>Again, there is irony in the story. Jonah became angry because God showed mercy to Israel’s enemies. Jonah moved from anger to despair (</w:t>
       </w:r>
       <w:hyperlink r:id="rId23">
         <w:r>
@@ -514,25 +558,14 @@
             <w:color w:val="0000EE"/>
             <w:u w:val="single"/>
           </w:rPr>
-          <w:t>ch 4</w:t>
+          <w:t>chapter 4</w:t>
         </w:r>
       </w:hyperlink>
       <w:r>
         <w:rPr>
           <w:lang w:val="en_US" w:bidi="en_US"/>
         </w:rPr>
-        <w:t>). God once more deployed his power over nature to chasten Jonah, this time through the rapid growth and demise of a plant that shaded the pouting prophet from the sun. The book ends abruptly, leaving Jonah and the reader pondering God’s final question: Shouldn’t God (and his people) “feel sorry for such a great city” and desire sinners to receive mercy rather than wrath?</w:t>
-      </w:r>
-    </w:p>
-    <w:p>
-      <w:pPr>
-        <w:pStyle w:val="Heading2"/>
-      </w:pPr>
-      <w:r>
-        <w:rPr>
-          <w:lang w:val="en_US" w:bidi="en_US"/>
-        </w:rPr>
-        <w:t>Authorship</w:t>
+        <w:t xml:space="preserve">). God used a plant to teach Jonah another lesson. The plant quickly grew to give Jonah shade and then quickly died. </w:t>
       </w:r>
     </w:p>
     <w:p>
@@ -546,7 +579,7 @@
         <w:rPr>
           <w:lang w:val="en_US" w:bidi="en_US"/>
         </w:rPr>
-        <w:t>The book of Jonah does not identify its author; the title derives from the name of the main character. Jonah or an associate of his may have written the book.</w:t>
+        <w:t>The book ends suddenly with God asking Jonah a question: Should God not care about a great city like Nineveh and want its people to receive mercy instead of judgment?</w:t>
       </w:r>
     </w:p>
     <w:p>
@@ -557,7 +590,7 @@
         <w:rPr>
           <w:lang w:val="en_US" w:bidi="en_US"/>
         </w:rPr>
-        <w:t>Genre</w:t>
+        <w:t xml:space="preserve">Author </w:t>
       </w:r>
     </w:p>
     <w:p>
@@ -571,20 +604,32 @@
         <w:rPr>
           <w:lang w:val="en_US" w:bidi="en_US"/>
         </w:rPr>
-        <w:t xml:space="preserve">Unlike other prophetic books, Jonah is almost entirely narrative rather than a collection of prophetic messages. But is it </w:t>
-      </w:r>
-      <w:r>
-        <w:rPr>
-          <w:i/>
-          <w:lang w:val="en_US" w:bidi="en_US"/>
-        </w:rPr>
-        <w:t>historical</w:t>
-      </w:r>
-      <w:r>
-        <w:rPr>
-          <w:lang w:val="en_US" w:bidi="en_US"/>
-        </w:rPr>
-        <w:t xml:space="preserve"> narrative? Many have insisted that the book is fictional because it describes miraculous events, and diverse attempts have been made to classify the book according to some non-historical literary genre, such as parable or didactic story. Although the author of Jonah did utilize certain literary devices to make his point (the use of poetry, irony, and language common to parables), the book presents itself as a historical account (see </w:t>
+        <w:t>The book does not name its author. The title comes from the main character, Jonah. Jonah himself or one of his associates may have written it.</w:t>
+      </w:r>
+    </w:p>
+    <w:p>
+      <w:pPr>
+        <w:pStyle w:val="Heading2"/>
+      </w:pPr>
+      <w:r>
+        <w:rPr>
+          <w:lang w:val="en_US" w:bidi="en_US"/>
+        </w:rPr>
+        <w:t>Genre</w:t>
+      </w:r>
+    </w:p>
+    <w:p>
+      <w:pPr/>
+      <w:r>
+        <w:rPr>
+          <w:lang w:val="en_US" w:bidi="en_US"/>
+        </w:rPr>
+      </w:r>
+      <w:r>
+        <w:rPr>
+          <w:lang w:val="en_US" w:bidi="en_US"/>
+        </w:rPr>
+        <w:t xml:space="preserve">Unlike most prophetic books, Jonah is mainly a story rather than a collection of prophecies. Some people have argued that the book is fictional because it includes miracles. Others have described it as a parable or teaching story. However, the book presents itself as a real historical account (see </w:t>
       </w:r>
       <w:hyperlink r:id="rId24">
         <w:r>
@@ -602,7 +647,7 @@
         <w:rPr>
           <w:lang w:val="en_US" w:bidi="en_US"/>
         </w:rPr>
-        <w:t>), and it is best understood as a historical narrative with a theological message.</w:t>
+        <w:t>). It is best understood as historical narrative that also teaches important truths about God.</w:t>
       </w:r>
     </w:p>
     <w:p>
@@ -627,7 +672,33 @@
         <w:rPr>
           <w:lang w:val="en_US" w:bidi="en_US"/>
         </w:rPr>
-        <w:t>Jonah is unique among the prophetic books. It narrates God’s sending of a prophet to Assyria, an enemy of Israel, and the widespread repentance that resulted. The lesson Jonah learned was one that the entire nation of Israel needed: “My salvation comes from the Lord alone” (</w:t>
+        <w:t>Jonah is different from the other prophetic books because it tells how God sent a prophet to Assyria, Israel’s enemy, and how many people repented as a result.</w:t>
+      </w:r>
+    </w:p>
+    <w:p>
+      <w:pPr/>
+      <w:r>
+        <w:rPr>
+          <w:lang w:val="en_US" w:bidi="en_US"/>
+        </w:rPr>
+      </w:r>
+      <w:r>
+        <w:rPr>
+          <w:lang w:val="en_US" w:bidi="en_US"/>
+        </w:rPr>
+        <w:t>Jonah learned a lesson that all Israel needed to learn: "</w:t>
+      </w:r>
+      <w:r>
+        <w:rPr>
+          <w:lang w:val="en_US" w:bidi="en_US"/>
+        </w:rPr>
+        <w:t>Salvation is from the LORD!</w:t>
+      </w:r>
+      <w:r>
+        <w:rPr>
+          <w:lang w:val="en_US" w:bidi="en_US"/>
+        </w:rPr>
+        <w:t>" (</w:t>
       </w:r>
       <w:hyperlink r:id="rId25">
         <w:r>
@@ -645,20 +716,7 @@
         <w:rPr>
           <w:lang w:val="en_US" w:bidi="en_US"/>
         </w:rPr>
-        <w:t xml:space="preserve">, literally </w:t>
-      </w:r>
-      <w:r>
-        <w:rPr>
-          <w:i/>
-          <w:lang w:val="en_US" w:bidi="en_US"/>
-        </w:rPr>
-        <w:t xml:space="preserve">salvation belongs to the </w:t>
-      </w:r>
-      <w:r>
-        <w:rPr>
-          <w:lang w:val="en_US" w:bidi="en_US"/>
-        </w:rPr>
-        <w:t xml:space="preserve">Lord). Salvation is the Lord’s to give to whomever he pleases, and those who have received God’s mercy must not try to restrict the flow of God’s mercy to others, even their enemies (see </w:t>
+        <w:t xml:space="preserve">). God alone decides whom he will save. People who have received God’s mercy should not try to prevent others (even their enemies) from receiving that same mercy (see </w:t>
       </w:r>
       <w:hyperlink r:id="rId23">
         <w:r>
@@ -669,7 +727,7 @@
             <w:color w:val="0000EE"/>
             <w:u w:val="single"/>
           </w:rPr>
-          <w:t>ch 4</w:t>
+          <w:t>chapter 4</w:t>
         </w:r>
       </w:hyperlink>
       <w:r>
@@ -690,7 +748,7 @@
         <w:rPr>
           <w:lang w:val="en_US" w:bidi="en_US"/>
         </w:rPr>
-        <w:t>Salvation—whether from the threat of physical harm or from judgment—is thus directly related to God’s sovereignty. The sailors were saved after God calmed the storm. Jonah was saved from drowning when God sent the fish to swallow him. There is no domain, even in the depths of the ocean, from which God cannot deliver and protect human life. Likewise, there is no nation that God cannot judge (</w:t>
+        <w:t>The book also teaches that salvation and judgment are connected to God’s rule over all things. God saved the sailors by calming the storm. He saved Jonah from drowning by sending the fish. There is no place, even deep in the sea, where God cannot rescue people. In the same way, there is no nation beyond God’s power either to judge (</w:t>
       </w:r>
       <w:hyperlink r:id="rId26">
         <w:r>
@@ -726,7 +784,7 @@
         <w:rPr>
           <w:lang w:val="en_US" w:bidi="en_US"/>
         </w:rPr>
-        <w:t>) or save from judgment (</w:t>
+        <w:t>) or to save from judgment (</w:t>
       </w:r>
       <w:hyperlink r:id="rId22">
         <w:r>
@@ -755,7 +813,7 @@
             <w:color w:val="0000EE"/>
             <w:u w:val="single"/>
           </w:rPr>
-          <w:t>Jer 18:7–10</w:t>
+          <w:t>Jeremiah 18:7–10</w:t>
         </w:r>
       </w:hyperlink>
       <w:r>
@@ -776,7 +834,7 @@
         <w:rPr>
           <w:lang w:val="en_US" w:bidi="en_US"/>
         </w:rPr>
-        <w:t xml:space="preserve">The book of Jonah affirms that, long before Christ came, God was eager to bring salvation beyond the borders of Israel. Israel was his covenant people, but from the beginning his desire was to bless the nations through Israel (see </w:t>
+        <w:t xml:space="preserve">The book of Jonah also shows that God’s desire to save people from all nations existed long before Christ came. Israel was God’s covenant people (a people bound to him by a special agreement), but from the beginning God planned to bless all nations through Israel (see </w:t>
       </w:r>
       <w:hyperlink r:id="rId29">
         <w:r>
@@ -787,14 +845,14 @@
             <w:color w:val="0000EE"/>
             <w:u w:val="single"/>
           </w:rPr>
-          <w:t>Gen 12:3</w:t>
+          <w:t>Genesis 12:3</w:t>
         </w:r>
       </w:hyperlink>
       <w:r>
         <w:rPr>
           <w:lang w:val="en_US" w:bidi="en_US"/>
         </w:rPr>
-        <w:t>). God’s heart for the nations is that they turn from idols to know him, the God of heaven who created the world (</w:t>
+        <w:t>). God wants people everywhere to turn away from idols to know him, the God of heaven who created the world (</w:t>
       </w:r>
       <w:hyperlink r:id="rId30">
         <w:r>
@@ -805,7 +863,7 @@
             <w:color w:val="0000EE"/>
             <w:u w:val="single"/>
           </w:rPr>
-          <w:t>Jon 1:9</w:t>
+          <w:t>Jonah 1:9</w:t>
         </w:r>
       </w:hyperlink>
       <w:r>
@@ -823,7 +881,7 @@
             <w:color w:val="0000EE"/>
             <w:u w:val="single"/>
           </w:rPr>
-          <w:t>2 Pet 3:9</w:t>
+          <w:t>2 Peter 3:9</w:t>
         </w:r>
       </w:hyperlink>
       <w:r>

--- a/eng/docx/32.content.docx
+++ b/eng/docx/32.content.docx
@@ -19,7 +19,7 @@
         <w:rPr>
           <w:lang w:val="en_US" w:bidi="en_US"/>
         </w:rPr>
-        <w:t>Resource: Tyndale Open Study Notes</w:t>
+        <w:t>Resource: Aquifer Open Study Notes (Book Intros)</w:t>
       </w:r>
       <w:r>
         <w:rPr>
@@ -112,7 +112,7 @@
         <w:rPr>
           <w:lang w:val="en_US" w:bidi="en_US"/>
         </w:rPr>
-        <w:t>Tyndale Open Study Notes</w:t>
+        <w:t>Aquifer Open Study Notes (Book Intros)</w:t>
       </w:r>
     </w:p>
     <w:p>

--- a/eng/docx/32.content.docx
+++ b/eng/docx/32.content.docx
@@ -258,54 +258,36 @@
         </w:rPr>
         <w:t xml:space="preserve">Jonah was a prophet in the northern kingdom of Israel during the rule of Jeroboam II. Jeroboam II ruled from 793 to 753 BC. This was a time of political success but spiritual darkness. Even though Jeroboam did evil in God’s sight (see </w:t>
       </w:r>
-      <w:hyperlink r:id="rId13">
-        <w:r>
-          <w:rPr>
-            <w:lang w:val="en_US" w:bidi="en_US"/>
-          </w:rPr>
-          <w:rPr>
-            <w:color w:val="0000EE"/>
-            <w:u w:val="single"/>
-          </w:rPr>
-          <w:t>2 Kings 14:23–24</w:t>
-        </w:r>
-      </w:hyperlink>
+      <w:r>
+        <w:rPr>
+          <w:lang w:val="en_US" w:bidi="en_US"/>
+        </w:rPr>
+        <w:t>2 Kings 14:23–24</w:t>
+      </w:r>
       <w:r>
         <w:rPr>
           <w:lang w:val="en_US" w:bidi="en_US"/>
         </w:rPr>
         <w:t>), Israel’s borders expanded, just as Jonah had predicted (</w:t>
       </w:r>
-      <w:hyperlink r:id="rId14">
-        <w:r>
-          <w:rPr>
-            <w:lang w:val="en_US" w:bidi="en_US"/>
-          </w:rPr>
-          <w:rPr>
-            <w:color w:val="0000EE"/>
-            <w:u w:val="single"/>
-          </w:rPr>
-          <w:t>2 Kings 14:25</w:t>
-        </w:r>
-      </w:hyperlink>
+      <w:r>
+        <w:rPr>
+          <w:lang w:val="en_US" w:bidi="en_US"/>
+        </w:rPr>
+        <w:t>2 Kings 14:25</w:t>
+      </w:r>
       <w:r>
         <w:rPr>
           <w:lang w:val="en_US" w:bidi="en_US"/>
         </w:rPr>
         <w:t xml:space="preserve">). Israel became nearly as large as it had been during the days of David and Solomon (see </w:t>
       </w:r>
-      <w:hyperlink r:id="rId15">
-        <w:r>
-          <w:rPr>
-            <w:lang w:val="en_US" w:bidi="en_US"/>
-          </w:rPr>
-          <w:rPr>
-            <w:color w:val="0000EE"/>
-            <w:u w:val="single"/>
-          </w:rPr>
-          <w:t>1 Kings 8:65</w:t>
-        </w:r>
-      </w:hyperlink>
+      <w:r>
+        <w:rPr>
+          <w:lang w:val="en_US" w:bidi="en_US"/>
+        </w:rPr>
+        <w:t>1 Kings 8:65</w:t>
+      </w:r>
       <w:r>
         <w:rPr>
           <w:lang w:val="en_US" w:bidi="en_US"/>
@@ -326,18 +308,12 @@
         </w:rPr>
         <w:t>At the same time, Nineveh was an important city in the Assyrian Empire. Assyria had become very powerful in earlier years. King Shalmaneser III of Assyria ruled from 858 to 824 BC. He expanded Assyria’s control into Palestine. Assyrian records say that Shalmaneser fought against King Ahab of Israel and other kings at the battle of Qarqar in 853 BC (</w:t>
       </w:r>
-      <w:hyperlink r:id="rId16">
-        <w:r>
-          <w:rPr>
-            <w:lang w:val="en_US" w:bidi="en_US"/>
-          </w:rPr>
-          <w:rPr>
-            <w:color w:val="0000EE"/>
-            <w:u w:val="single"/>
-          </w:rPr>
-          <w:t>1 Kings 17:1–22:53</w:t>
-        </w:r>
-      </w:hyperlink>
+      <w:r>
+        <w:rPr>
+          <w:lang w:val="en_US" w:bidi="en_US"/>
+        </w:rPr>
+        <w:t>1 Kings 17:1–22:53</w:t>
+      </w:r>
       <w:r>
         <w:rPr>
           <w:lang w:val="en_US" w:bidi="en_US"/>
@@ -405,36 +381,24 @@
           <w:lang w:val="en_US" w:bidi="en_US"/>
         </w:rPr>
       </w:r>
-      <w:hyperlink r:id="rId17">
-        <w:r>
-          <w:rPr>
-            <w:lang w:val="en_US" w:bidi="en_US"/>
-          </w:rPr>
-          <w:rPr>
-            <w:color w:val="0000EE"/>
-            <w:u w:val="single"/>
-          </w:rPr>
-          <w:t>Chapters 1–2</w:t>
-        </w:r>
-      </w:hyperlink>
+      <w:r>
+        <w:rPr>
+          <w:lang w:val="en_US" w:bidi="en_US"/>
+        </w:rPr>
+        <w:t>Chapters 1–2</w:t>
+      </w:r>
       <w:r>
         <w:rPr>
           <w:lang w:val="en_US" w:bidi="en_US"/>
         </w:rPr>
         <w:t xml:space="preserve"> describe Jonah’s first response to God’s command to warn Nineveh about coming judgment because of its wickedness. Instead of going to Nineveh, Jonah boarded a ship and traveled in the opposite direction (</w:t>
       </w:r>
-      <w:hyperlink r:id="rId18">
-        <w:r>
-          <w:rPr>
-            <w:lang w:val="en_US" w:bidi="en_US"/>
-          </w:rPr>
-          <w:rPr>
-            <w:color w:val="0000EE"/>
-            <w:u w:val="single"/>
-          </w:rPr>
-          <w:t>1:3</w:t>
-        </w:r>
-      </w:hyperlink>
+      <w:r>
+        <w:rPr>
+          <w:lang w:val="en_US" w:bidi="en_US"/>
+        </w:rPr>
+        <w:t>1:3</w:t>
+      </w:r>
       <w:r>
         <w:rPr>
           <w:lang w:val="en_US" w:bidi="en_US"/>
@@ -455,18 +419,12 @@
         </w:rPr>
         <w:t>In an ironic turn, the pagan sailors worshiped God while Jonah appeared to be heading toward death. But God planned to save Jonah. A great fish swallowed him, and inside the fish, Jonah apparently repented (</w:t>
       </w:r>
-      <w:hyperlink r:id="rId19">
-        <w:r>
-          <w:rPr>
-            <w:lang w:val="en_US" w:bidi="en_US"/>
-          </w:rPr>
-          <w:rPr>
-            <w:color w:val="0000EE"/>
-            <w:u w:val="single"/>
-          </w:rPr>
-          <w:t>chapter 2</w:t>
-        </w:r>
-      </w:hyperlink>
+      <w:r>
+        <w:rPr>
+          <w:lang w:val="en_US" w:bidi="en_US"/>
+        </w:rPr>
+        <w:t>chapter 2</w:t>
+      </w:r>
       <w:r>
         <w:rPr>
           <w:lang w:val="en_US" w:bidi="en_US"/>
@@ -481,54 +439,36 @@
           <w:lang w:val="en_US" w:bidi="en_US"/>
         </w:rPr>
       </w:r>
-      <w:hyperlink r:id="rId20">
-        <w:r>
-          <w:rPr>
-            <w:lang w:val="en_US" w:bidi="en_US"/>
-          </w:rPr>
-          <w:rPr>
-            <w:color w:val="0000EE"/>
-            <w:u w:val="single"/>
-          </w:rPr>
-          <w:t>Chapters 3–4</w:t>
-        </w:r>
-      </w:hyperlink>
+      <w:r>
+        <w:rPr>
+          <w:lang w:val="en_US" w:bidi="en_US"/>
+        </w:rPr>
+        <w:t>Chapters 3–4</w:t>
+      </w:r>
       <w:r>
         <w:rPr>
           <w:lang w:val="en_US" w:bidi="en_US"/>
         </w:rPr>
         <w:t xml:space="preserve"> describe God’s second command for Jonah to preach in Nineveh. This time Jonah obeyed. The people of Nineveh repented after hearing Jonah’s warning (</w:t>
       </w:r>
-      <w:hyperlink r:id="rId21">
-        <w:r>
-          <w:rPr>
-            <w:lang w:val="en_US" w:bidi="en_US"/>
-          </w:rPr>
-          <w:rPr>
-            <w:color w:val="0000EE"/>
-            <w:u w:val="single"/>
-          </w:rPr>
-          <w:t>chapter 3</w:t>
-        </w:r>
-      </w:hyperlink>
+      <w:r>
+        <w:rPr>
+          <w:lang w:val="en_US" w:bidi="en_US"/>
+        </w:rPr>
+        <w:t>chapter 3</w:t>
+      </w:r>
       <w:r>
         <w:rPr>
           <w:lang w:val="en_US" w:bidi="en_US"/>
         </w:rPr>
         <w:t>). God did not bring the judgment Jonah had announced (</w:t>
       </w:r>
-      <w:hyperlink r:id="rId22">
-        <w:r>
-          <w:rPr>
-            <w:lang w:val="en_US" w:bidi="en_US"/>
-          </w:rPr>
-          <w:rPr>
-            <w:color w:val="0000EE"/>
-            <w:u w:val="single"/>
-          </w:rPr>
-          <w:t>3:10</w:t>
-        </w:r>
-      </w:hyperlink>
+      <w:r>
+        <w:rPr>
+          <w:lang w:val="en_US" w:bidi="en_US"/>
+        </w:rPr>
+        <w:t>3:10</w:t>
+      </w:r>
       <w:r>
         <w:rPr>
           <w:lang w:val="en_US" w:bidi="en_US"/>
@@ -549,18 +489,12 @@
         </w:rPr>
         <w:t>Again, there is irony in the story. Jonah became angry because God showed mercy to Israel’s enemies. Jonah moved from anger to despair (</w:t>
       </w:r>
-      <w:hyperlink r:id="rId23">
-        <w:r>
-          <w:rPr>
-            <w:lang w:val="en_US" w:bidi="en_US"/>
-          </w:rPr>
-          <w:rPr>
-            <w:color w:val="0000EE"/>
-            <w:u w:val="single"/>
-          </w:rPr>
-          <w:t>chapter 4</w:t>
-        </w:r>
-      </w:hyperlink>
+      <w:r>
+        <w:rPr>
+          <w:lang w:val="en_US" w:bidi="en_US"/>
+        </w:rPr>
+        <w:t>chapter 4</w:t>
+      </w:r>
       <w:r>
         <w:rPr>
           <w:lang w:val="en_US" w:bidi="en_US"/>
@@ -631,18 +565,12 @@
         </w:rPr>
         <w:t xml:space="preserve">Unlike most prophetic books, Jonah is mainly a story rather than a collection of prophecies. Some people have argued that the book is fictional because it includes miracles. Others have described it as a parable or teaching story. However, the book presents itself as a real historical account (see </w:t>
       </w:r>
-      <w:hyperlink r:id="rId24">
-        <w:r>
-          <w:rPr>
-            <w:lang w:val="en_US" w:bidi="en_US"/>
-          </w:rPr>
-          <w:rPr>
-            <w:color w:val="0000EE"/>
-            <w:u w:val="single"/>
-          </w:rPr>
-          <w:t>1:1</w:t>
-        </w:r>
-      </w:hyperlink>
+      <w:r>
+        <w:rPr>
+          <w:lang w:val="en_US" w:bidi="en_US"/>
+        </w:rPr>
+        <w:t>1:1</w:t>
+      </w:r>
       <w:r>
         <w:rPr>
           <w:lang w:val="en_US" w:bidi="en_US"/>
@@ -700,36 +628,24 @@
         </w:rPr>
         <w:t>" (</w:t>
       </w:r>
-      <w:hyperlink r:id="rId25">
-        <w:r>
-          <w:rPr>
-            <w:lang w:val="en_US" w:bidi="en_US"/>
-          </w:rPr>
-          <w:rPr>
-            <w:color w:val="0000EE"/>
-            <w:u w:val="single"/>
-          </w:rPr>
-          <w:t>2:9</w:t>
-        </w:r>
-      </w:hyperlink>
+      <w:r>
+        <w:rPr>
+          <w:lang w:val="en_US" w:bidi="en_US"/>
+        </w:rPr>
+        <w:t>2:9</w:t>
+      </w:r>
       <w:r>
         <w:rPr>
           <w:lang w:val="en_US" w:bidi="en_US"/>
         </w:rPr>
         <w:t xml:space="preserve">). God alone decides whom he will save. People who have received God’s mercy should not try to prevent others (even their enemies) from receiving that same mercy (see </w:t>
       </w:r>
-      <w:hyperlink r:id="rId23">
-        <w:r>
-          <w:rPr>
-            <w:lang w:val="en_US" w:bidi="en_US"/>
-          </w:rPr>
-          <w:rPr>
-            <w:color w:val="0000EE"/>
-            <w:u w:val="single"/>
-          </w:rPr>
-          <w:t>chapter 4</w:t>
-        </w:r>
-      </w:hyperlink>
+      <w:r>
+        <w:rPr>
+          <w:lang w:val="en_US" w:bidi="en_US"/>
+        </w:rPr>
+        <w:t>chapter 4</w:t>
+      </w:r>
       <w:r>
         <w:rPr>
           <w:lang w:val="en_US" w:bidi="en_US"/>
@@ -750,72 +666,48 @@
         </w:rPr>
         <w:t>The book also teaches that salvation and judgment are connected to God’s rule over all things. God saved the sailors by calming the storm. He saved Jonah from drowning by sending the fish. There is no place, even deep in the sea, where God cannot rescue people. In the same way, there is no nation beyond God’s power either to judge (</w:t>
       </w:r>
-      <w:hyperlink r:id="rId26">
-        <w:r>
-          <w:rPr>
-            <w:lang w:val="en_US" w:bidi="en_US"/>
-          </w:rPr>
-          <w:rPr>
-            <w:color w:val="0000EE"/>
-            <w:u w:val="single"/>
-          </w:rPr>
-          <w:t>3:4</w:t>
-        </w:r>
-      </w:hyperlink>
+      <w:r>
+        <w:rPr>
+          <w:lang w:val="en_US" w:bidi="en_US"/>
+        </w:rPr>
+        <w:t>3:4</w:t>
+      </w:r>
       <w:r>
         <w:rPr>
           <w:lang w:val="en_US" w:bidi="en_US"/>
         </w:rPr>
         <w:t xml:space="preserve">, </w:t>
       </w:r>
-      <w:hyperlink r:id="rId27">
-        <w:r>
-          <w:rPr>
-            <w:lang w:val="en_US" w:bidi="en_US"/>
-          </w:rPr>
-          <w:rPr>
-            <w:color w:val="0000EE"/>
-            <w:u w:val="single"/>
-          </w:rPr>
-          <w:t>9</w:t>
-        </w:r>
-      </w:hyperlink>
+      <w:r>
+        <w:rPr>
+          <w:lang w:val="en_US" w:bidi="en_US"/>
+        </w:rPr>
+        <w:t>9</w:t>
+      </w:r>
       <w:r>
         <w:rPr>
           <w:lang w:val="en_US" w:bidi="en_US"/>
         </w:rPr>
         <w:t>) or to save from judgment (</w:t>
       </w:r>
-      <w:hyperlink r:id="rId22">
-        <w:r>
-          <w:rPr>
-            <w:lang w:val="en_US" w:bidi="en_US"/>
-          </w:rPr>
-          <w:rPr>
-            <w:color w:val="0000EE"/>
-            <w:u w:val="single"/>
-          </w:rPr>
-          <w:t>3:10</w:t>
-        </w:r>
-      </w:hyperlink>
+      <w:r>
+        <w:rPr>
+          <w:lang w:val="en_US" w:bidi="en_US"/>
+        </w:rPr>
+        <w:t>3:10</w:t>
+      </w:r>
       <w:r>
         <w:rPr>
           <w:lang w:val="en_US" w:bidi="en_US"/>
         </w:rPr>
         <w:t xml:space="preserve">; see </w:t>
       </w:r>
-      <w:hyperlink r:id="rId28">
-        <w:r>
-          <w:rPr>
-            <w:lang w:val="en_US" w:bidi="en_US"/>
-          </w:rPr>
-          <w:rPr>
-            <w:color w:val="0000EE"/>
-            <w:u w:val="single"/>
-          </w:rPr>
-          <w:t>Jeremiah 18:7–10</w:t>
-        </w:r>
-      </w:hyperlink>
+      <w:r>
+        <w:rPr>
+          <w:lang w:val="en_US" w:bidi="en_US"/>
+        </w:rPr>
+        <w:t>Jeremiah 18:7–10</w:t>
+      </w:r>
       <w:r>
         <w:rPr>
           <w:lang w:val="en_US" w:bidi="en_US"/>
@@ -836,54 +728,36 @@
         </w:rPr>
         <w:t xml:space="preserve">The book of Jonah also shows that God’s desire to save people from all nations existed long before Christ came. Israel was God’s covenant people (a people bound to him by a special agreement), but from the beginning God planned to bless all nations through Israel (see </w:t>
       </w:r>
-      <w:hyperlink r:id="rId29">
-        <w:r>
-          <w:rPr>
-            <w:lang w:val="en_US" w:bidi="en_US"/>
-          </w:rPr>
-          <w:rPr>
-            <w:color w:val="0000EE"/>
-            <w:u w:val="single"/>
-          </w:rPr>
-          <w:t>Genesis 12:3</w:t>
-        </w:r>
-      </w:hyperlink>
+      <w:r>
+        <w:rPr>
+          <w:lang w:val="en_US" w:bidi="en_US"/>
+        </w:rPr>
+        <w:t>Genesis 12:3</w:t>
+      </w:r>
       <w:r>
         <w:rPr>
           <w:lang w:val="en_US" w:bidi="en_US"/>
         </w:rPr>
         <w:t>). God wants people everywhere to turn away from idols to know him, the God of heaven who created the world (</w:t>
       </w:r>
-      <w:hyperlink r:id="rId30">
-        <w:r>
-          <w:rPr>
-            <w:lang w:val="en_US" w:bidi="en_US"/>
-          </w:rPr>
-          <w:rPr>
-            <w:color w:val="0000EE"/>
-            <w:u w:val="single"/>
-          </w:rPr>
-          <w:t>Jonah 1:9</w:t>
-        </w:r>
-      </w:hyperlink>
+      <w:r>
+        <w:rPr>
+          <w:lang w:val="en_US" w:bidi="en_US"/>
+        </w:rPr>
+        <w:t>Jonah 1:9</w:t>
+      </w:r>
       <w:r>
         <w:rPr>
           <w:lang w:val="en_US" w:bidi="en_US"/>
         </w:rPr>
         <w:t xml:space="preserve">; see </w:t>
       </w:r>
-      <w:hyperlink r:id="rId31">
-        <w:r>
-          <w:rPr>
-            <w:lang w:val="en_US" w:bidi="en_US"/>
-          </w:rPr>
-          <w:rPr>
-            <w:color w:val="0000EE"/>
-            <w:u w:val="single"/>
-          </w:rPr>
-          <w:t>2 Peter 3:9</w:t>
-        </w:r>
-      </w:hyperlink>
+      <w:r>
+        <w:rPr>
+          <w:lang w:val="en_US" w:bidi="en_US"/>
+        </w:rPr>
+        <w:t>2 Peter 3:9</w:t>
+      </w:r>
       <w:r>
         <w:rPr>
           <w:lang w:val="en_US" w:bidi="en_US"/>
